--- a/lessons/6-14/downloads/6-14-notes-teacher-l3.docx
+++ b/lessons/6-14/downloads/6-14-notes-teacher-l3.docx
@@ -1741,47 +1741,6 @@
         <w:t xml:space="preserve">Write About the Math</w:t>
       </w:r>
     </w:p>
-    <w:p>
-      <w:pPr>
-        <w:spacing w:after="100"/>
-      </w:pPr>
-      <w:r>
-        <w:rPr>
-          <w:i/>
-          <w:iCs/>
-          <w:color w:val="5F6F80"/>
-          <w:sz w:val="19"/>
-          <w:szCs w:val="19"/>
-        </w:rPr>
-        <w:t xml:space="preserve">Use the support level you need. Every level answers the same math question.</w:t>
-      </w:r>
-    </w:p>
-    <w:p>
-      <w:pPr>
-        <w:pStyle w:val="Heading2"/>
-        <w:spacing w:after="80" w:before="180"/>
-      </w:pPr>
-      <w:r>
-        <w:rPr>
-          <w:b/>
-          <w:bCs/>
-          <w:color w:val="12355B"/>
-          <w:sz w:val="24"/>
-          <w:szCs w:val="24"/>
-        </w:rPr>
-        <w:t xml:space="preserve">1. Understand the Question</w:t>
-      </w:r>
-      <w:r>
-        <w:rPr>
-          <w:i/>
-          <w:iCs/>
-          <w:color w:val="B97A12"/>
-          <w:sz w:val="19"/>
-          <w:szCs w:val="19"/>
-        </w:rPr>
-        <w:t xml:space="preserve">   explain</w:t>
-      </w:r>
-    </w:p>
     <w:tbl>
       <w:tblPr>
         <w:tblW w:type="pct" w:w="100%"/>
@@ -1820,38 +1779,16 @@
               </w:rPr>
               <w:t xml:space="preserve">Use the distributive property to find the total cost. Which way of calculating is easier for you?</w:t>
             </w:r>
-          </w:p>
-          <w:p>
-            <w:pPr>
-              <w:spacing w:after="0"/>
-            </w:pPr>
-            <w:r>
-              <w:rPr>
-                <w:b/>
-                <w:bCs/>
-                <w:color w:val="12355B"/>
-                <w:sz w:val="20"/>
-                <w:szCs w:val="20"/>
-              </w:rPr>
-              <w:t xml:space="preserve">Your job:  </w:t>
-            </w:r>
-            <w:r>
-              <w:rPr>
-                <w:sz w:val="20"/>
-                <w:szCs w:val="20"/>
-              </w:rPr>
-              <w:t xml:space="preserve">Answer the question. Use math evidence. Explain how the evidence proves your answer.</w:t>
-            </w:r>
             <w:r>
               <w:rPr>
                 <w:i/>
                 <w:iCs/>
                 <w:color w:val="5F6F80"/>
-                <w:sz w:val="18"/>
-                <w:szCs w:val="18"/>
+                <w:sz w:val="19"/>
+                <w:szCs w:val="19"/>
               </w:rPr>
               <w:br/>
-              <w:t xml:space="preserve">Responde la pregunta. Usa evidencia matemática. Explica cómo la evidencia demuestra tu respuesta.</w:t>
+              <w:t xml:space="preserve">Usa la propiedad distributiva para hallar el costo total. ¿Qué manera de calcular te resulta más fácil?</w:t>
             </w:r>
           </w:p>
         </w:tc>
@@ -1859,33 +1796,22 @@
     </w:tbl>
     <w:p>
       <w:pPr>
-        <w:pStyle w:val="Heading2"/>
-        <w:spacing w:after="80" w:before="180"/>
-      </w:pPr>
-      <w:r>
-        <w:rPr>
-          <w:b/>
-          <w:bCs/>
-          <w:color w:val="12355B"/>
-          <w:sz w:val="24"/>
-          <w:szCs w:val="24"/>
-        </w:rPr>
-        <w:t xml:space="preserve">2. Plan Your Math Words</w:t>
-      </w:r>
+        <w:spacing w:after="100"/>
+      </w:pPr>
       <w:r>
         <w:rPr>
           <w:i/>
           <w:iCs/>
-          <w:color w:val="1FA6A2"/>
+          <w:color w:val="5F6F80"/>
           <w:sz w:val="19"/>
           <w:szCs w:val="19"/>
         </w:rPr>
-        <w:t xml:space="preserve">   check at least two</w:t>
-      </w:r>
-    </w:p>
-    <w:p>
-      <w:pPr>
-        <w:spacing w:after="60"/>
+        <w:t xml:space="preserve">Say your answer to a partner first. Then write it, using at least two of these words:</w:t>
+      </w:r>
+    </w:p>
+    <w:p>
+      <w:pPr>
+        <w:spacing w:after="40"/>
       </w:pPr>
       <w:r>
         <w:rPr>
@@ -1905,14 +1831,7 @@
           <w:sz w:val="20"/>
           <w:szCs w:val="20"/>
         </w:rPr>
-        <w:t xml:space="preserve">The Distributive Property — </w:t>
-      </w:r>
-      <w:r>
-        <w:rPr>
-          <w:sz w:val="20"/>
-          <w:szCs w:val="20"/>
-        </w:rPr>
-        <w:t xml:space="preserve">Multiply a factor by every term inside parentheses.</w:t>
+        <w:t xml:space="preserve">The Distributive Property</w:t>
       </w:r>
       <w:r>
         <w:rPr>
@@ -1922,13 +1841,12 @@
           <w:sz w:val="18"/>
           <w:szCs w:val="18"/>
         </w:rPr>
-        <w:br/>
-        <w:t xml:space="preserve">La propiedad distributiva — Multiplicar un factor por cada término dentro de los paréntesis.</w:t>
-      </w:r>
-    </w:p>
-    <w:p>
-      <w:pPr>
-        <w:spacing w:after="60"/>
+        <w:t xml:space="preserve">  ·  La propiedad distributiva</w:t>
+      </w:r>
+    </w:p>
+    <w:p>
+      <w:pPr>
+        <w:spacing w:after="40"/>
       </w:pPr>
       <w:r>
         <w:rPr>
@@ -1948,14 +1866,7 @@
           <w:sz w:val="20"/>
           <w:szCs w:val="20"/>
         </w:rPr>
-        <w:t xml:space="preserve">Distributive Property — </w:t>
-      </w:r>
-      <w:r>
-        <w:rPr>
-          <w:sz w:val="20"/>
-          <w:szCs w:val="20"/>
-        </w:rPr>
-        <w:t xml:space="preserve">Multiplying a number by everything inside the parentheses: a(b + c) = ab + ac.</w:t>
+        <w:t xml:space="preserve">Distributive Property</w:t>
       </w:r>
       <w:r>
         <w:rPr>
@@ -1965,13 +1876,12 @@
           <w:sz w:val="18"/>
           <w:szCs w:val="18"/>
         </w:rPr>
-        <w:br/>
-        <w:t xml:space="preserve">Propiedad distributiva — Multiplicar un número por todo lo que está dentro del paréntesis: a(b + c) = ab + ac.</w:t>
-      </w:r>
-    </w:p>
-    <w:p>
-      <w:pPr>
-        <w:spacing w:after="60"/>
+        <w:t xml:space="preserve">  ·  Propiedad distributiva</w:t>
+      </w:r>
+    </w:p>
+    <w:p>
+      <w:pPr>
+        <w:spacing w:after="40"/>
       </w:pPr>
       <w:r>
         <w:rPr>
@@ -1991,14 +1901,7 @@
           <w:sz w:val="20"/>
           <w:szCs w:val="20"/>
         </w:rPr>
-        <w:t xml:space="preserve">Factor — </w:t>
-      </w:r>
-      <w:r>
-        <w:rPr>
-          <w:sz w:val="20"/>
-          <w:szCs w:val="20"/>
-        </w:rPr>
-        <w:t xml:space="preserve">A factor of a whole number divides it evenly, with no remainder. For example, 3 is a factor of 12 because 12 ÷ 3 = 4.</w:t>
+        <w:t xml:space="preserve">Factor</w:t>
       </w:r>
       <w:r>
         <w:rPr>
@@ -2008,13 +1911,12 @@
           <w:sz w:val="18"/>
           <w:szCs w:val="18"/>
         </w:rPr>
-        <w:br/>
-        <w:t xml:space="preserve">Factor — Un factor de un número entero lo divide exactamente, sin dejar residuo. Por ejemplo, 3 es un factor de 12 porque 12 ÷ 3 = 4.</w:t>
-      </w:r>
-    </w:p>
-    <w:p>
-      <w:pPr>
-        <w:spacing w:after="60"/>
+        <w:t xml:space="preserve">  ·  Factor</w:t>
+      </w:r>
+    </w:p>
+    <w:p>
+      <w:pPr>
+        <w:spacing w:after="40"/>
       </w:pPr>
       <w:r>
         <w:rPr>
@@ -2034,14 +1936,7 @@
           <w:sz w:val="20"/>
           <w:szCs w:val="20"/>
         </w:rPr>
-        <w:t xml:space="preserve">Expand — </w:t>
-      </w:r>
-      <w:r>
-        <w:rPr>
-          <w:sz w:val="20"/>
-          <w:szCs w:val="20"/>
-        </w:rPr>
-        <w:t xml:space="preserve">To multiply out the parentheses in an expression.</w:t>
+        <w:t xml:space="preserve">Expand</w:t>
       </w:r>
       <w:r>
         <w:rPr>
@@ -2051,13 +1946,12 @@
           <w:sz w:val="18"/>
           <w:szCs w:val="18"/>
         </w:rPr>
-        <w:br/>
-        <w:t xml:space="preserve">Desarrollar — Multiplicar lo que está dentro del paréntesis en una expresión.</w:t>
-      </w:r>
-    </w:p>
-    <w:p>
-      <w:pPr>
-        <w:spacing w:after="60"/>
+        <w:t xml:space="preserve">  ·  Desarrollar</w:t>
+      </w:r>
+    </w:p>
+    <w:p>
+      <w:pPr>
+        <w:spacing w:after="40"/>
       </w:pPr>
       <w:r>
         <w:rPr>
@@ -2077,14 +1971,7 @@
           <w:sz w:val="20"/>
           <w:szCs w:val="20"/>
         </w:rPr>
-        <w:t xml:space="preserve">Equivalent — </w:t>
-      </w:r>
-      <w:r>
-        <w:rPr>
-          <w:sz w:val="20"/>
-          <w:szCs w:val="20"/>
-        </w:rPr>
-        <w:t xml:space="preserve">Expressions that always have the same value.</w:t>
+        <w:t xml:space="preserve">Equivalent</w:t>
       </w:r>
       <w:r>
         <w:rPr>
@@ -2094,109 +1981,7 @@
           <w:sz w:val="18"/>
           <w:szCs w:val="18"/>
         </w:rPr>
-        <w:br/>
-        <w:t xml:space="preserve">Equivalente — Expresiones que siempre tienen el mismo valor.</w:t>
-      </w:r>
-    </w:p>
-    <w:tbl>
-      <w:tblPr>
-        <w:tblW w:type="pct" w:w="100%"/>
-        <w:tblBorders>
-          <w:top w:val="single" w:color="1FA6A2" w:sz="8"/>
-          <w:left w:val="single" w:color="1FA6A2" w:sz="8"/>
-          <w:bottom w:val="single" w:color="1FA6A2" w:sz="8"/>
-          <w:right w:val="single" w:color="1FA6A2" w:sz="8"/>
-          <w:insideH w:val="single" w:color="auto" w:sz="4"/>
-          <w:insideV w:val="single" w:color="auto" w:sz="4"/>
-        </w:tblBorders>
-      </w:tblPr>
-      <w:tblGrid>
-        <w:gridCol w:w="100"/>
-      </w:tblGrid>
-      <w:tr>
-        <w:tc>
-          <w:tcPr>
-            <w:shd w:fill="F7FFFD" w:color="auto" w:val="clear"/>
-            <w:tcMar>
-              <w:top w:type="dxa" w:w="120"/>
-              <w:left w:type="dxa" w:w="180"/>
-              <w:bottom w:type="dxa" w:w="120"/>
-              <w:right w:type="dxa" w:w="180"/>
-            </w:tcMar>
-          </w:tcPr>
-          <w:p>
-            <w:pPr>
-              <w:spacing w:after="50"/>
-            </w:pPr>
-            <w:r>
-              <w:rPr>
-                <w:b/>
-                <w:bCs/>
-                <w:color w:val="1FA6A2"/>
-                <w:sz w:val="20"/>
-                <w:szCs w:val="20"/>
-              </w:rPr>
-              <w:t xml:space="preserve">Say it first:  </w:t>
-            </w:r>
-            <w:r>
-              <w:rPr>
-                <w:sz w:val="20"/>
-                <w:szCs w:val="20"/>
-              </w:rPr>
-              <w:t xml:space="preserve">Say your idea to a partner or quietly to yourself before you write.</w:t>
-            </w:r>
-          </w:p>
-          <w:p>
-            <w:pPr>
-              <w:spacing w:after="60"/>
-            </w:pPr>
-            <w:r>
-              <w:rPr>
-                <w:color w:val="1A2733"/>
-                <w:sz w:val="21"/>
-                <w:szCs w:val="21"/>
-              </w:rPr>
-              <w:t xml:space="preserve">8(12 + 9) = 8 × ___ + 8 × ___ = ___ + ___ = ___. I think the ___ form is easier because ___.</w:t>
-            </w:r>
-            <w:r>
-              <w:rPr>
-                <w:i/>
-                <w:iCs/>
-                <w:color w:val="5F6F80"/>
-                <w:sz w:val="19"/>
-                <w:szCs w:val="19"/>
-              </w:rPr>
-              <w:br/>
-              <w:t xml:space="preserve">Di tu respuesta primero: Mi respuesta es ___ porque ___.</w:t>
-            </w:r>
-          </w:p>
-        </w:tc>
-      </w:tr>
-    </w:tbl>
-    <w:p>
-      <w:pPr>
-        <w:pStyle w:val="Heading2"/>
-        <w:spacing w:after="80" w:before="180"/>
-      </w:pPr>
-      <w:r>
-        <w:rPr>
-          <w:b/>
-          <w:bCs/>
-          <w:color w:val="12355B"/>
-          <w:sz w:val="24"/>
-          <w:szCs w:val="24"/>
-        </w:rPr>
-        <w:t xml:space="preserve">3. Build Your Explanation</w:t>
-      </w:r>
-      <w:r>
-        <w:rPr>
-          <w:i/>
-          <w:iCs/>
-          <w:color w:val="B97A12"/>
-          <w:sz w:val="19"/>
-          <w:szCs w:val="19"/>
-        </w:rPr>
-        <w:t xml:space="preserve">   choose your support</w:t>
+        <w:t xml:space="preserve">  ·  Equivalente</w:t>
       </w:r>
     </w:p>
     <w:tbl>
@@ -2227,21 +2012,6 @@
           </w:tcPr>
           <w:p>
             <w:pPr>
-              <w:spacing w:after="50"/>
-            </w:pPr>
-            <w:r>
-              <w:rPr>
-                <w:i/>
-                <w:iCs/>
-                <w:color w:val="5F6F80"/>
-                <w:sz w:val="19"/>
-                <w:szCs w:val="19"/>
-              </w:rPr>
-              <w:t xml:space="preserve">This model shows the parts of an explanation. It does not answer your writing question.</w:t>
-            </w:r>
-          </w:p>
-          <w:p>
-            <w:pPr>
               <w:spacing w:after="80"/>
             </w:pPr>
             <w:r>
@@ -2252,58 +2022,14 @@
                 <w:sz w:val="19"/>
                 <w:szCs w:val="19"/>
               </w:rPr>
-              <w:t xml:space="preserve">Claim:  </w:t>
+              <w:t xml:space="preserve">Model:  </w:t>
             </w:r>
             <w:r>
               <w:rPr>
                 <w:sz w:val="19"/>
                 <w:szCs w:val="19"/>
               </w:rPr>
-              <w:t xml:space="preserve">The distributive property multiplies the 3 by each item, giving the same total.</w:t>
-            </w:r>
-          </w:p>
-          <w:p>
-            <w:pPr>
-              <w:spacing w:after="80"/>
-            </w:pPr>
-            <w:r>
-              <w:rPr>
-                <w:b/>
-                <w:bCs/>
-                <w:color w:val="12355B"/>
-                <w:sz w:val="19"/>
-                <w:szCs w:val="19"/>
-              </w:rPr>
-              <w:t xml:space="preserve">Evidence:  </w:t>
-            </w:r>
-            <w:r>
-              <w:rPr>
-                <w:sz w:val="19"/>
-                <w:szCs w:val="19"/>
-              </w:rPr>
-              <w:t xml:space="preserve">Students explain the 3 distributes to both the ticket and the snack (3 × 15 + 3 × 5 = 45 + 15 = 60), matching 3 × 20, and use the word equivalent.</w:t>
-            </w:r>
-          </w:p>
-          <w:p>
-            <w:pPr>
-              <w:spacing w:after="80"/>
-            </w:pPr>
-            <w:r>
-              <w:rPr>
-                <w:b/>
-                <w:bCs/>
-                <w:color w:val="12355B"/>
-                <w:sz w:val="19"/>
-                <w:szCs w:val="19"/>
-              </w:rPr>
-              <w:t xml:space="preserve">Reasoning:  </w:t>
-            </w:r>
-            <w:r>
-              <w:rPr>
-                <w:sz w:val="19"/>
-                <w:szCs w:val="19"/>
-              </w:rPr>
-              <w:t xml:space="preserve">This evidence connects the definition of the distributive property to the mathematical claim.</w:t>
+              <w:t xml:space="preserve">The distributive property multiplies the 3 by each item, giving the same total. — Students explain the 3 distributes to both the ticket and the snack (3 × 15 + 3 × 5 = 45 + 15 = 60), matching 3 × 20, and use the word equivalent.</w:t>
             </w:r>
           </w:p>
         </w:tc>
@@ -2382,7 +2108,7 @@
           <w:sz w:val="21"/>
           <w:szCs w:val="21"/>
         </w:rPr>
-        <w:t xml:space="preserve">My answer is ___.</w:t>
+        <w:t xml:space="preserve">My answer is ___ because ___.</w:t>
       </w:r>
       <w:r>
         <w:rPr>
@@ -2393,7 +2119,7 @@
           <w:szCs w:val="19"/>
         </w:rPr>
         <w:br/>
-        <w:t xml:space="preserve">Mi respuesta es ___.</w:t>
+        <w:t xml:space="preserve">Mi respuesta es ___ porque ___.</w:t>
       </w:r>
     </w:p>
     <w:tbl>
@@ -2533,7 +2259,7 @@
           <w:sz w:val="21"/>
           <w:szCs w:val="21"/>
         </w:rPr>
-        <w:t xml:space="preserve">I know because ___.</w:t>
+        <w:t xml:space="preserve">My evidence is ___, so ___.</w:t>
       </w:r>
       <w:r>
         <w:rPr>
@@ -2544,31 +2270,7 @@
           <w:szCs w:val="19"/>
         </w:rPr>
         <w:br/>
-        <w:t xml:space="preserve">Lo sé porque ___.</w:t>
-      </w:r>
-    </w:p>
-    <w:p>
-      <w:pPr>
-        <w:spacing w:after="60"/>
-      </w:pPr>
-      <w:r>
-        <w:rPr>
-          <w:color w:val="1A2733"/>
-          <w:sz w:val="21"/>
-          <w:szCs w:val="21"/>
-        </w:rPr>
-        <w:t xml:space="preserve">So ___.</w:t>
-      </w:r>
-      <w:r>
-        <w:rPr>
-          <w:i/>
-          <w:iCs/>
-          <w:color w:val="5F6F80"/>
-          <w:sz w:val="19"/>
-          <w:szCs w:val="19"/>
-        </w:rPr>
-        <w:br/>
-        <w:t xml:space="preserve">Entonces ___.</w:t>
+        <w:t xml:space="preserve">Mi evidencia es ___, entonces ___.</w:t>
       </w:r>
     </w:p>
     <w:tbl>
@@ -2674,78 +2376,6 @@
         <w:t xml:space="preserve">Escribe una afirmación, da evidencia matemática y explica tu razonamiento.</w:t>
       </w:r>
     </w:p>
-    <w:p>
-      <w:pPr>
-        <w:spacing w:after="60"/>
-      </w:pPr>
-      <w:r>
-        <w:rPr>
-          <w:color w:val="1A2733"/>
-          <w:sz w:val="21"/>
-          <w:szCs w:val="21"/>
-        </w:rPr>
-        <w:t xml:space="preserve">My claim is ___.</w:t>
-      </w:r>
-      <w:r>
-        <w:rPr>
-          <w:i/>
-          <w:iCs/>
-          <w:color w:val="5F6F80"/>
-          <w:sz w:val="19"/>
-          <w:szCs w:val="19"/>
-        </w:rPr>
-        <w:br/>
-        <w:t xml:space="preserve">Mi afirmación es ___.</w:t>
-      </w:r>
-    </w:p>
-    <w:p>
-      <w:pPr>
-        <w:spacing w:after="60"/>
-      </w:pPr>
-      <w:r>
-        <w:rPr>
-          <w:color w:val="1A2733"/>
-          <w:sz w:val="21"/>
-          <w:szCs w:val="21"/>
-        </w:rPr>
-        <w:t xml:space="preserve">My math evidence is ___.</w:t>
-      </w:r>
-      <w:r>
-        <w:rPr>
-          <w:i/>
-          <w:iCs/>
-          <w:color w:val="5F6F80"/>
-          <w:sz w:val="19"/>
-          <w:szCs w:val="19"/>
-        </w:rPr>
-        <w:br/>
-        <w:t xml:space="preserve">Mi evidencia matemática es ___.</w:t>
-      </w:r>
-    </w:p>
-    <w:p>
-      <w:pPr>
-        <w:spacing w:after="60"/>
-      </w:pPr>
-      <w:r>
-        <w:rPr>
-          <w:color w:val="1A2733"/>
-          <w:sz w:val="21"/>
-          <w:szCs w:val="21"/>
-        </w:rPr>
-        <w:t xml:space="preserve">This proves ___ because ___.</w:t>
-      </w:r>
-      <w:r>
-        <w:rPr>
-          <w:i/>
-          <w:iCs/>
-          <w:color w:val="5F6F80"/>
-          <w:sz w:val="19"/>
-          <w:szCs w:val="19"/>
-        </w:rPr>
-        <w:br/>
-        <w:t xml:space="preserve">Esto demuestra ___ porque ___.</w:t>
-      </w:r>
-    </w:p>
     <w:tbl>
       <w:tblPr>
         <w:tblW w:type="pct" w:w="100%"/>
@@ -2828,7 +2458,7 @@
           <w:sz w:val="24"/>
           <w:szCs w:val="24"/>
         </w:rPr>
-        <w:t xml:space="preserve">4. Check Your Explanation</w:t>
+        <w:t xml:space="preserve">Check Your Explanation</w:t>
       </w:r>
       <w:r>
         <w:rPr>
@@ -2838,7 +2468,7 @@
           <w:sz w:val="19"/>
           <w:szCs w:val="19"/>
         </w:rPr>
-        <w:t xml:space="preserve">   five quick checks</w:t>
+        <w:t xml:space="preserve">   three quick checks</w:t>
       </w:r>
     </w:p>
     <w:p>
@@ -2862,17 +2492,6 @@
         </w:rPr>
         <w:t xml:space="preserve">I answered the question.</w:t>
       </w:r>
-      <w:r>
-        <w:rPr>
-          <w:i/>
-          <w:iCs/>
-          <w:color w:val="5F6F80"/>
-          <w:sz w:val="18"/>
-          <w:szCs w:val="18"/>
-        </w:rPr>
-        <w:br/>
-        <w:t xml:space="preserve">Respondí la pregunta.</w:t>
-      </w:r>
     </w:p>
     <w:p>
       <w:pPr>
@@ -2893,18 +2512,7 @@
           <w:sz w:val="20"/>
           <w:szCs w:val="20"/>
         </w:rPr>
-        <w:t xml:space="preserve">I used math evidence: numbers, an equation, a model, or a comparison.</w:t>
-      </w:r>
-      <w:r>
-        <w:rPr>
-          <w:i/>
-          <w:iCs/>
-          <w:color w:val="5F6F80"/>
-          <w:sz w:val="18"/>
-          <w:szCs w:val="18"/>
-        </w:rPr>
-        <w:br/>
-        <w:t xml:space="preserve">Usé evidencia matemática: números, una ecuación, un modelo o una comparación.</w:t>
+        <w:t xml:space="preserve">I used math evidence: numbers, an equation, or a model.</w:t>
       </w:r>
     </w:p>
     <w:p>
@@ -2926,84 +2534,7 @@
           <w:sz w:val="20"/>
           <w:szCs w:val="20"/>
         </w:rPr>
-        <w:t xml:space="preserve">I explained how the evidence proves my answer.</w:t>
-      </w:r>
-      <w:r>
-        <w:rPr>
-          <w:i/>
-          <w:iCs/>
-          <w:color w:val="5F6F80"/>
-          <w:sz w:val="18"/>
-          <w:szCs w:val="18"/>
-        </w:rPr>
-        <w:br/>
-        <w:t xml:space="preserve">Expliqué cómo la evidencia demuestra mi respuesta.</w:t>
-      </w:r>
-    </w:p>
-    <w:p>
-      <w:pPr>
-        <w:spacing w:after="80"/>
-      </w:pPr>
-      <w:r>
-        <w:rPr>
-          <w:b/>
-          <w:bCs/>
-          <w:color w:val="1FA6A2"/>
-          <w:sz w:val="22"/>
-          <w:szCs w:val="22"/>
-        </w:rPr>
-        <w:t xml:space="preserve">☐  </w:t>
-      </w:r>
-      <w:r>
-        <w:rPr>
-          <w:sz w:val="20"/>
-          <w:szCs w:val="20"/>
-        </w:rPr>
         <w:t xml:space="preserve">I used at least two math words.</w:t>
-      </w:r>
-      <w:r>
-        <w:rPr>
-          <w:i/>
-          <w:iCs/>
-          <w:color w:val="5F6F80"/>
-          <w:sz w:val="18"/>
-          <w:szCs w:val="18"/>
-        </w:rPr>
-        <w:br/>
-        <w:t xml:space="preserve">Usé por lo menos dos palabras matemáticas.</w:t>
-      </w:r>
-    </w:p>
-    <w:p>
-      <w:pPr>
-        <w:spacing w:after="80"/>
-      </w:pPr>
-      <w:r>
-        <w:rPr>
-          <w:b/>
-          <w:bCs/>
-          <w:color w:val="1FA6A2"/>
-          <w:sz w:val="22"/>
-          <w:szCs w:val="22"/>
-        </w:rPr>
-        <w:t xml:space="preserve">☐  </w:t>
-      </w:r>
-      <w:r>
-        <w:rPr>
-          <w:sz w:val="20"/>
-          <w:szCs w:val="20"/>
-        </w:rPr>
-        <w:t xml:space="preserve">I reread complete sentences and punctuation.</w:t>
-      </w:r>
-      <w:r>
-        <w:rPr>
-          <w:i/>
-          <w:iCs/>
-          <w:color w:val="5F6F80"/>
-          <w:sz w:val="18"/>
-          <w:szCs w:val="18"/>
-        </w:rPr>
-        <w:br/>
-        <w:t xml:space="preserve">Volví a leer mis oraciones completas y la puntuación.</w:t>
       </w:r>
     </w:p>
     <w:p>
@@ -3917,7 +3448,7 @@
           <w:sz w:val="20"/>
           <w:szCs w:val="20"/>
         </w:rPr>
-        <w:t xml:space="preserve">☐  I answered the question.</w:t>
+        <w:t xml:space="preserve">☐  The answer to the math question is correct.</w:t>
       </w:r>
     </w:p>
     <w:p>
@@ -3929,7 +3460,7 @@
           <w:sz w:val="20"/>
           <w:szCs w:val="20"/>
         </w:rPr>
-        <w:t xml:space="preserve">☐  I used math evidence: numbers, an equation, a model, or a comparison.</w:t>
+        <w:t xml:space="preserve">☐  The evidence is real lesson mathematics (numbers, equation, or model), not restated claim.</w:t>
       </w:r>
     </w:p>
     <w:p>
@@ -3941,31 +3472,7 @@
           <w:sz w:val="20"/>
           <w:szCs w:val="20"/>
         </w:rPr>
-        <w:t xml:space="preserve">☐  I explained how the evidence proves my answer.</w:t>
-      </w:r>
-    </w:p>
-    <w:p>
-      <w:pPr>
-        <w:spacing w:after="80"/>
-      </w:pPr>
-      <w:r>
-        <w:rPr>
-          <w:sz w:val="20"/>
-          <w:szCs w:val="20"/>
-        </w:rPr>
-        <w:t xml:space="preserve">☐  I used at least two math words.</w:t>
-      </w:r>
-    </w:p>
-    <w:p>
-      <w:pPr>
-        <w:spacing w:after="80"/>
-      </w:pPr>
-      <w:r>
-        <w:rPr>
-          <w:sz w:val="20"/>
-          <w:szCs w:val="20"/>
-        </w:rPr>
-        <w:t xml:space="preserve">☐  I reread complete sentences and punctuation.</w:t>
+        <w:t xml:space="preserve">☐  The support level changed the language scaffolding, never the mathematical expectation.</w:t>
       </w:r>
     </w:p>
     <w:sectPr>
